--- a/assets/documents/project-experience.docx
+++ b/assets/documents/project-experience.docx
@@ -1375,7 +1375,7 @@
               <w:spacing w:after="40"/>
             </w:pPr>
             <w:r>
-              <w:t>문제해결력</w:t>
+              <w:t>자기동기력</w:t>
             </w:r>
           </w:p>
         </w:tc>
@@ -2794,7 +2794,7 @@
               <w:spacing w:after="40"/>
             </w:pPr>
             <w:r>
-              <w:t>문제해결력</w:t>
+              <w:t>자기조절력</w:t>
             </w:r>
           </w:p>
         </w:tc>
